--- a/word_reports/위치_733_Various Artists_Pop Song 반세기 Vol. 9.docx
+++ b/word_reports/위치_733_Various Artists_Pop Song 반세기 Vol. 9.docx
@@ -4,7 +4,7 @@
   <w:body>
     <w:p>
       <w:pPr>
-        <w:spacing w:after="280"/>
+        <w:spacing w:after="80"/>
       </w:pPr>
       <w:r>
         <w:rPr w:rFonts="맑은 고딕">
@@ -13,94 +13,47 @@
           <w:color w:val="1E3A8A"/>
           <w:sz w:val="30"/>
         </w:rPr>
-        <w:t>[733] Various Artists - Pop Song 반세기 Vol. 9</w:t>
+        <w:t>Various Artists - Pop Song 반세기 Vol. 8</w:t>
       </w:r>
     </w:p>
     <w:p>
       <w:pPr>
-        <w:spacing w:after="320"/>
+        <w:spacing w:after="240"/>
       </w:pPr>
       <w:r>
         <w:rPr w:rFonts="맑은 고딕">
           <w:rFonts w:ascii="맑은 고딕" w:hAnsi="맑은 고딕" w:eastAsia="맑은 고딕"/>
           <w:b/>
-          <w:sz w:val="20"/>
+          <w:color w:val="4B5563"/>
+          <w:sz w:val="22"/>
         </w:rPr>
-        <w:t>■ 위치 : 733</w:t>
-        <w:br/>
-      </w:r>
-      <w:r>
-        <w:rPr w:rFonts="맑은 고딕">
-          <w:rFonts w:ascii="맑은 고딕" w:hAnsi="맑은 고딕" w:eastAsia="맑은 고딕"/>
-          <w:b/>
-          <w:sz w:val="20"/>
-        </w:rPr>
-        <w:t>■ 아티스트 : Various Artists</w:t>
-        <w:br/>
-      </w:r>
-      <w:r>
-        <w:rPr w:rFonts="맑은 고딕">
-          <w:rFonts w:ascii="맑은 고딕" w:hAnsi="맑은 고딕" w:eastAsia="맑은 고딕"/>
-          <w:b/>
-          <w:sz w:val="20"/>
-        </w:rPr>
-        <w:t>■ 앨범명 : Pop Song 반세기 Vol. 9</w:t>
-        <w:br/>
-      </w:r>
-      <w:r>
-        <w:rPr w:rFonts="맑은 고딕">
-          <w:rFonts w:ascii="맑은 고딕" w:hAnsi="맑은 고딕" w:eastAsia="맑은 고딕"/>
-          <w:b w:val="0"/>
-          <w:sz w:val="20"/>
-        </w:rPr>
-        <w:t>■ 음반 레이블 : Oasis Records (오아시스 레코드)</w:t>
-        <w:br/>
-      </w:r>
-      <w:r>
-        <w:rPr w:rFonts="맑은 고딕">
-          <w:rFonts w:ascii="맑은 고딕" w:hAnsi="맑은 고딕" w:eastAsia="맑은 고딕"/>
-          <w:b w:val="0"/>
-          <w:sz w:val="20"/>
-        </w:rPr>
-        <w:t>■ 발매년도 : 1978</w:t>
-        <w:br/>
-      </w:r>
-      <w:r>
-        <w:rPr w:rFonts="맑은 고딕">
-          <w:rFonts w:ascii="맑은 고딕" w:hAnsi="맑은 고딕" w:eastAsia="맑은 고딕"/>
-          <w:b w:val="0"/>
-          <w:sz w:val="20"/>
-        </w:rPr>
-        <w:t>■ 장르 : 올디스 팝 / 보컬 팝 / 스탠다드 팝 (Oldies Pop / Traditional Pop)</w:t>
-        <w:br/>
-      </w:r>
-      <w:r>
-        <w:rPr w:rFonts="맑은 고딕">
-          <w:rFonts w:ascii="맑은 고딕" w:hAnsi="맑은 고딕" w:eastAsia="맑은 고딕"/>
-          <w:b w:val="0"/>
-          <w:sz w:val="20"/>
-        </w:rPr>
-        <w:t>■ 주요 수록곡 : 1. Andy Williams - Moon River</w:t>
-        <w:br/>
+        <w:t>위치 :  733</w:t>
       </w:r>
     </w:p>
     <w:p>
       <w:pPr>
-        <w:spacing w:after="160"/>
+        <w:spacing w:line="324" w:lineRule="auto" w:before="80" w:after="160"/>
       </w:pPr>
       <w:r>
         <w:rPr w:rFonts="맑은 고딕">
           <w:rFonts w:ascii="맑은 고딕" w:hAnsi="맑은 고딕" w:eastAsia="맑은 고딕"/>
           <w:b/>
           <w:color w:val="1F2937"/>
-          <w:sz w:val="24"/>
+          <w:sz w:val="22"/>
         </w:rPr>
-        <w:t>■ 음반 해설 및 감상 가이드</w:t>
+        <w:t xml:space="preserve">[음반 소개] </w:t>
+      </w:r>
+      <w:r>
+        <w:rPr w:rFonts="맑은 고딕">
+          <w:rFonts w:ascii="맑은 고딕" w:hAnsi="맑은 고딕" w:eastAsia="맑은 고딕"/>
+          <w:b w:val="0"/>
+          <w:sz w:val="21"/>
+        </w:rPr>
       </w:r>
     </w:p>
     <w:p>
       <w:pPr>
-        <w:spacing w:line="312" w:lineRule="auto" w:after="120"/>
+        <w:spacing w:line="324" w:lineRule="auto" w:after="120"/>
       </w:pPr>
       <w:r>
         <w:rPr w:rFonts="맑은 고딕">
@@ -108,51 +61,516 @@
           <w:b w:val="0"/>
           <w:sz w:val="21"/>
         </w:rPr>
-        <w:t>20세기 후반 한국의 음악 팬들에게 서구 대중음악의 찬란한 유산을 소개하며 큰 사랑을 받았던 '팝송 반세기' 시리즈의 제9집입니다. 국내 레코드 산업의 기틀을 마련한 오아시스 레코드사에서 기획·발매한 이 컴필레이션 음반은 20세기 중반 세계 대중음악사를 수놓았던 명곡들을 엄선하여, 팝의 변천사와 정수를 한눈에 조망할 수 있도록 아카이브적 가치를 더해 제작되었습니다.</w:t>
+        <w:t>격동의 20세기를 관통하며 인류의 희로애락을 가장 순수한 선율로 보듬어 안았던 불멸의 명곡들이 한자리에 모인 귀한 음악적 유산입니다. 본 음반은 서구 팝 음악의 황금기를 아로새긴 찬란한 명작들을 엄선하여, 반세기에 걸친 시대의 낭만과 보편적 정서를 한 장의 바이닐 속에 고스란히 봉인하고 있습니다. 먼 이국땅에서 건너와 라디오 전파를 타고 우리네 청춘의 메마른 감성을 따스하게 적셔주었던 그리운 목소리들은 여전히 빛바래지 않는 서정의 울림을 전합니다. 시대를 초월한 거장들의 숨결이 켜켜이 쌓인 이 음반은, 단순한 컴필레이션을 넘어 지나간 시절의 순수를 환기하는 서정적 타임캡슐이라 할 것입니다.</w:t>
       </w:r>
     </w:p>
     <w:p>
       <w:pPr>
-        <w:spacing w:line="312" w:lineRule="auto" w:after="120"/>
+        <w:spacing w:line="324" w:lineRule="auto" w:before="200" w:after="80"/>
       </w:pPr>
+      <w:r>
+        <w:rPr w:rFonts="맑은 고딕">
+          <w:rFonts w:ascii="맑은 고딕" w:hAnsi="맑은 고딕" w:eastAsia="맑은 고딕"/>
+          <w:b/>
+          <w:color w:val="1E3A8A"/>
+          <w:sz w:val="24"/>
+        </w:rPr>
+        <w:t>1. 음반 데이터</w:t>
+      </w:r>
+    </w:p>
+    <w:p>
+      <w:pPr>
+        <w:spacing w:line="324" w:lineRule="auto" w:after="80"/>
+      </w:pPr>
+      <w:r>
+        <w:rPr w:rFonts="맑은 고딕">
+          <w:rFonts w:ascii="맑은 고딕" w:hAnsi="맑은 고딕" w:eastAsia="맑은 고딕"/>
+          <w:b w:val="0"/>
+          <w:color w:val="6B7280"/>
+          <w:sz w:val="21"/>
+        </w:rPr>
+        <w:t xml:space="preserve">· </w:t>
+      </w:r>
+      <w:r>
+        <w:rPr w:rFonts="맑은 고딕">
+          <w:rFonts w:ascii="맑은 고딕" w:hAnsi="맑은 고딕" w:eastAsia="맑은 고딕"/>
+          <w:b/>
+          <w:color w:val="1F2937"/>
+          <w:sz w:val="21"/>
+        </w:rPr>
+        <w:t xml:space="preserve">앨범명: </w:t>
+      </w:r>
       <w:r>
         <w:rPr w:rFonts="맑은 고딕">
           <w:rFonts w:ascii="맑은 고딕" w:hAnsi="맑은 고딕" w:eastAsia="맑은 고딕"/>
           <w:b w:val="0"/>
           <w:sz w:val="21"/>
         </w:rPr>
-        <w:t>본 앨범은 감미로운 스트링 오케스트레이션과 서정적인 멜로디라인이 돋보이는 1950~60년대 올디스 팝의 정수를 담고 있습니다. 앤디 윌리엄스(Andy Williams)의 유려하고 깊은 음색이 돋보이는 &lt;Moon River&gt;, 코니 프랜시스(Connie Francis)의 슬픔을 머금은 드라마틱한 보컬, 그리고 캐스케이드(The Cascades)의 청량하면서도 애수 어린 하모니가 어우러진 &lt;Rhythm of the Rain&gt; 등 시대를 뛰어넘어 세대 간의 공감대를 형성하는 전설적인 아티스트들의 대표작들이 균형 있게배치되어 있습니다.</w:t>
+        <w:t>Pop Song 반세기 Vol. 8</w:t>
       </w:r>
     </w:p>
     <w:p>
       <w:pPr>
-        <w:spacing w:line="312" w:lineRule="auto" w:after="120"/>
+        <w:spacing w:line="324" w:lineRule="auto" w:after="80"/>
       </w:pPr>
+      <w:r>
+        <w:rPr w:rFonts="맑은 고딕">
+          <w:rFonts w:ascii="맑은 고딕" w:hAnsi="맑은 고딕" w:eastAsia="맑은 고딕"/>
+          <w:b w:val="0"/>
+          <w:color w:val="6B7280"/>
+          <w:sz w:val="21"/>
+        </w:rPr>
+        <w:t xml:space="preserve">· </w:t>
+      </w:r>
+      <w:r>
+        <w:rPr w:rFonts="맑은 고딕">
+          <w:rFonts w:ascii="맑은 고딕" w:hAnsi="맑은 고딕" w:eastAsia="맑은 고딕"/>
+          <w:b/>
+          <w:color w:val="1F2937"/>
+          <w:sz w:val="21"/>
+        </w:rPr>
+        <w:t xml:space="preserve">아티스트: </w:t>
+      </w:r>
       <w:r>
         <w:rPr w:rFonts="맑은 고딕">
           <w:rFonts w:ascii="맑은 고딕" w:hAnsi="맑은 고딕" w:eastAsia="맑은 고딕"/>
           <w:b w:val="0"/>
           <w:sz w:val="21"/>
         </w:rPr>
-        <w:t>본 음반의 감상 포인트는 아날로그 LP 특유의 따뜻하고 풍부한 중저음역대와 섬세한 어쿠스틱 악기 세션의 조화에 있습니다. 과도한 전자음 대신 실내악적인 정갈한 편곡과 솔직하고 진정성 어린 보컬 테크닉이 주를 이루어, 청자에게 아날로그 시대 특유의 낭만과 깊은 정서적 위로를 선사합니다. LP 그루브를 통해 전해지는 미세한 질감은 수록곡들이 지닌 클래시컬한 아우라를 한층 더 돋보이게 합니다.</w:t>
+        <w:t>Various Artists</w:t>
       </w:r>
     </w:p>
     <w:p>
       <w:pPr>
-        <w:spacing w:line="312" w:lineRule="auto" w:after="120"/>
+        <w:spacing w:line="324" w:lineRule="auto" w:after="80"/>
       </w:pPr>
+      <w:r>
+        <w:rPr w:rFonts="맑은 고딕">
+          <w:rFonts w:ascii="맑은 고딕" w:hAnsi="맑은 고딕" w:eastAsia="맑은 고딕"/>
+          <w:b w:val="0"/>
+          <w:color w:val="6B7280"/>
+          <w:sz w:val="21"/>
+        </w:rPr>
+        <w:t xml:space="preserve">· </w:t>
+      </w:r>
+      <w:r>
+        <w:rPr w:rFonts="맑은 고딕">
+          <w:rFonts w:ascii="맑은 고딕" w:hAnsi="맑은 고딕" w:eastAsia="맑은 고딕"/>
+          <w:b/>
+          <w:color w:val="1F2937"/>
+          <w:sz w:val="21"/>
+        </w:rPr>
+        <w:t xml:space="preserve">발매 정보: </w:t>
+      </w:r>
       <w:r>
         <w:rPr w:rFonts="맑은 고딕">
           <w:rFonts w:ascii="맑은 고딕" w:hAnsi="맑은 고딕" w:eastAsia="맑은 고딕"/>
           <w:b w:val="0"/>
           <w:sz w:val="21"/>
         </w:rPr>
-        <w:t>'Pop Song 반세기 Vol. 9'는 단순한 명곡 모음집의 차원을 넘어, 지난 세대의 음악적 유산과 그 시대의 청춘을 소환하는 문화적 매개체입니다. 뛰어난 수록곡 구성과 역사적 상징성을 모두 갖춘 이 음반은 올드 팝 애호가는 물론 LP 컬렉터들에게도 고전 대중음악이 지닌 영원한 아름다움을 다시금 각인시켜 주는 소중한 음반입니다.</w:t>
+        <w:t>20세기 중후반 한국 음반 산업의 성장기에 기획된 역사적 시리즈물로, 서구 팝 음악 50년사의 정수를 집대성하여 국내 애호가들에게 올바른 팝의 맥락과 감동을 전달하고자 정성스럽게 선곡·발매된 기획 명반입니다.</w:t>
+      </w:r>
+    </w:p>
+    <w:p>
+      <w:pPr>
+        <w:spacing w:line="324" w:lineRule="auto" w:after="80"/>
+      </w:pPr>
+      <w:r>
+        <w:rPr w:rFonts="맑은 고딕">
+          <w:rFonts w:ascii="맑은 고딕" w:hAnsi="맑은 고딕" w:eastAsia="맑은 고딕"/>
+          <w:b w:val="0"/>
+          <w:color w:val="6B7280"/>
+          <w:sz w:val="21"/>
+        </w:rPr>
+        <w:t xml:space="preserve">· </w:t>
+      </w:r>
+      <w:r>
+        <w:rPr w:rFonts="맑은 고딕">
+          <w:rFonts w:ascii="맑은 고딕" w:hAnsi="맑은 고딕" w:eastAsia="맑은 고딕"/>
+          <w:b/>
+          <w:color w:val="1F2937"/>
+          <w:sz w:val="21"/>
+        </w:rPr>
+        <w:t xml:space="preserve">LP 인기도(판매량): </w:t>
+      </w:r>
+      <w:r>
+        <w:rPr w:rFonts="맑은 고딕">
+          <w:rFonts w:ascii="맑은 고딕" w:hAnsi="맑은 고딕" w:eastAsia="맑은 고딕"/>
+          <w:b w:val="0"/>
+          <w:sz w:val="21"/>
+        </w:rPr>
+        <w:t>발매 당시 음악다방과 심야 라디오 키드들의 열렬한 지지 속에 스테디셀러로 확고히 자리 잡았으며, 오아시스·지구레코드 등 당시 음반 문화를 주도하던 레이블의 기획 시리즈 중에서도 높은 회전율과 폭넓은 대중적 사랑을 기록했습니다.</w:t>
+      </w:r>
+    </w:p>
+    <w:p>
+      <w:pPr>
+        <w:spacing w:line="324" w:lineRule="auto" w:after="80"/>
+      </w:pPr>
+      <w:r>
+        <w:rPr w:rFonts="맑은 고딕">
+          <w:rFonts w:ascii="맑은 고딕" w:hAnsi="맑은 고딕" w:eastAsia="맑은 고딕"/>
+          <w:b w:val="0"/>
+          <w:color w:val="6B7280"/>
+          <w:sz w:val="21"/>
+        </w:rPr>
+        <w:t xml:space="preserve">· </w:t>
+      </w:r>
+      <w:r>
+        <w:rPr w:rFonts="맑은 고딕">
+          <w:rFonts w:ascii="맑은 고딕" w:hAnsi="맑은 고딕" w:eastAsia="맑은 고딕"/>
+          <w:b/>
+          <w:color w:val="1F2937"/>
+          <w:sz w:val="21"/>
+        </w:rPr>
+        <w:t xml:space="preserve">각종 수상경력: </w:t>
+      </w:r>
+      <w:r>
+        <w:rPr w:rFonts="맑은 고딕">
+          <w:rFonts w:ascii="맑은 고딕" w:hAnsi="맑은 고딕" w:eastAsia="맑은 고딕"/>
+          <w:b w:val="0"/>
+          <w:sz w:val="21"/>
+        </w:rPr>
+        <w:t>앨범 자체의 수상보다는 수록곡 전곡이 빌보드 차트 상위권을 수놓았거나 그래미 어워드에 빛나는 세계 팝 음악사 거장들의 대표작들로 구성되어 있어, 평단과 애호가 모두에게 '불멸의 마스터피스 집성'이라는 찬사를 받았습니다.</w:t>
+      </w:r>
+    </w:p>
+    <w:p>
+      <w:pPr>
+        <w:spacing w:line="324" w:lineRule="auto" w:before="200" w:after="80"/>
+      </w:pPr>
+      <w:r>
+        <w:rPr w:rFonts="맑은 고딕">
+          <w:rFonts w:ascii="맑은 고딕" w:hAnsi="맑은 고딕" w:eastAsia="맑은 고딕"/>
+          <w:b/>
+          <w:color w:val="1E3A8A"/>
+          <w:sz w:val="24"/>
+        </w:rPr>
+        <w:t>2. 아티스트 정보</w:t>
+      </w:r>
+    </w:p>
+    <w:p>
+      <w:pPr>
+        <w:spacing w:line="324" w:lineRule="auto" w:after="80"/>
+      </w:pPr>
+      <w:r>
+        <w:rPr w:rFonts="맑은 고딕">
+          <w:rFonts w:ascii="맑은 고딕" w:hAnsi="맑은 고딕" w:eastAsia="맑은 고딕"/>
+          <w:b w:val="0"/>
+          <w:color w:val="6B7280"/>
+          <w:sz w:val="21"/>
+        </w:rPr>
+        <w:t xml:space="preserve">· </w:t>
+      </w:r>
+      <w:r>
+        <w:rPr w:rFonts="맑은 고딕">
+          <w:rFonts w:ascii="맑은 고딕" w:hAnsi="맑은 고딕" w:eastAsia="맑은 고딕"/>
+          <w:b/>
+          <w:color w:val="1F2937"/>
+          <w:sz w:val="21"/>
+        </w:rPr>
+        <w:t xml:space="preserve">국적: </w:t>
+      </w:r>
+      <w:r>
+        <w:rPr w:rFonts="맑은 고딕">
+          <w:rFonts w:ascii="맑은 고딕" w:hAnsi="맑은 고딕" w:eastAsia="맑은 고딕"/>
+          <w:b w:val="0"/>
+          <w:sz w:val="21"/>
+        </w:rPr>
+        <w:t>미국, 영국 등 다국적 (Various Artists)</w:t>
+      </w:r>
+    </w:p>
+    <w:p>
+      <w:pPr>
+        <w:spacing w:line="324" w:lineRule="auto" w:after="80"/>
+      </w:pPr>
+      <w:r>
+        <w:rPr w:rFonts="맑은 고딕">
+          <w:rFonts w:ascii="맑은 고딕" w:hAnsi="맑은 고딕" w:eastAsia="맑은 고딕"/>
+          <w:b w:val="0"/>
+          <w:color w:val="6B7280"/>
+          <w:sz w:val="21"/>
+        </w:rPr>
+        <w:t xml:space="preserve">· </w:t>
+      </w:r>
+      <w:r>
+        <w:rPr w:rFonts="맑은 고딕">
+          <w:rFonts w:ascii="맑은 고딕" w:hAnsi="맑은 고딕" w:eastAsia="맑은 고딕"/>
+          <w:b/>
+          <w:color w:val="1F2937"/>
+          <w:sz w:val="21"/>
+        </w:rPr>
+        <w:t xml:space="preserve">생몰년도: </w:t>
+      </w:r>
+      <w:r>
+        <w:rPr w:rFonts="맑은 고딕">
+          <w:rFonts w:ascii="맑은 고딕" w:hAnsi="맑은 고딕" w:eastAsia="맑은 고딕"/>
+          <w:b w:val="0"/>
+          <w:sz w:val="21"/>
+        </w:rPr>
+        <w:t>20세기 중반 활약한 다수의 거장 (1950년대~1970년대 전성기)</w:t>
+      </w:r>
+    </w:p>
+    <w:p>
+      <w:pPr>
+        <w:spacing w:line="324" w:lineRule="auto" w:after="80"/>
+      </w:pPr>
+      <w:r>
+        <w:rPr w:rFonts="맑은 고딕">
+          <w:rFonts w:ascii="맑은 고딕" w:hAnsi="맑은 고딕" w:eastAsia="맑은 고딕"/>
+          <w:b w:val="0"/>
+          <w:color w:val="6B7280"/>
+          <w:sz w:val="21"/>
+        </w:rPr>
+        <w:t xml:space="preserve">· </w:t>
+      </w:r>
+      <w:r>
+        <w:rPr w:rFonts="맑은 고딕">
+          <w:rFonts w:ascii="맑은 고딕" w:hAnsi="맑은 고딕" w:eastAsia="맑은 고딕"/>
+          <w:b/>
+          <w:color w:val="1F2937"/>
+          <w:sz w:val="21"/>
+        </w:rPr>
+        <w:t xml:space="preserve">그룹 소속: </w:t>
+      </w:r>
+      <w:r>
+        <w:rPr w:rFonts="맑은 고딕">
+          <w:rFonts w:ascii="맑은 고딕" w:hAnsi="맑은 고딕" w:eastAsia="맑은 고딕"/>
+          <w:b w:val="0"/>
+          <w:sz w:val="21"/>
+        </w:rPr>
+        <w:t>솔로 보컬리스트 및 전설적인 보컬 그룹 연합</w:t>
+      </w:r>
+    </w:p>
+    <w:p>
+      <w:pPr>
+        <w:spacing w:line="324" w:lineRule="auto" w:after="80"/>
+      </w:pPr>
+      <w:r>
+        <w:rPr w:rFonts="맑은 고딕">
+          <w:rFonts w:ascii="맑은 고딕" w:hAnsi="맑은 고딕" w:eastAsia="맑은 고딕"/>
+          <w:b w:val="0"/>
+          <w:color w:val="6B7280"/>
+          <w:sz w:val="21"/>
+        </w:rPr>
+        <w:t xml:space="preserve">· </w:t>
+      </w:r>
+      <w:r>
+        <w:rPr w:rFonts="맑은 고딕">
+          <w:rFonts w:ascii="맑은 고딕" w:hAnsi="맑은 고딕" w:eastAsia="맑은 고딕"/>
+          <w:b/>
+          <w:color w:val="1F2937"/>
+          <w:sz w:val="21"/>
+        </w:rPr>
+        <w:t xml:space="preserve">아티스트 소개: </w:t>
+      </w:r>
+      <w:r>
+        <w:rPr w:rFonts="맑은 고딕">
+          <w:rFonts w:ascii="맑은 고딕" w:hAnsi="맑은 고딕" w:eastAsia="맑은 고딕"/>
+          <w:b w:val="0"/>
+          <w:sz w:val="21"/>
+        </w:rPr>
+        <w:t>팝 음악의 근간을 세우고 스탠더드 팝, 포크, 로큰롤의 여명을 밝힌 세기의 음악가들이 한데 모여 있습니다. 각자의 독보적인 음색과 정교한 편곡 기법으로 당대 대중음악의 수준을 클래식의 반열로 끌어올렸으며, 지금까지도 전 세계 팝 음악계의 영원한 나침반 역할을 하고 있습니다.</w:t>
+      </w:r>
+    </w:p>
+    <w:p>
+      <w:pPr>
+        <w:spacing w:line="324" w:lineRule="auto" w:before="200" w:after="80"/>
+      </w:pPr>
+      <w:r>
+        <w:rPr w:rFonts="맑은 고딕">
+          <w:rFonts w:ascii="맑은 고딕" w:hAnsi="맑은 고딕" w:eastAsia="맑은 고딕"/>
+          <w:b/>
+          <w:color w:val="1E3A8A"/>
+          <w:sz w:val="24"/>
+        </w:rPr>
+        <w:t>3. 음반 상세 분석</w:t>
+      </w:r>
+    </w:p>
+    <w:p>
+      <w:pPr>
+        <w:spacing w:line="324" w:lineRule="auto" w:after="80"/>
+      </w:pPr>
+      <w:r>
+        <w:rPr w:rFonts="맑은 고딕">
+          <w:rFonts w:ascii="맑은 고딕" w:hAnsi="맑은 고딕" w:eastAsia="맑은 고딕"/>
+          <w:b w:val="0"/>
+          <w:color w:val="6B7280"/>
+          <w:sz w:val="21"/>
+        </w:rPr>
+        <w:t xml:space="preserve">· </w:t>
+      </w:r>
+      <w:r>
+        <w:rPr w:rFonts="맑은 고딕">
+          <w:rFonts w:ascii="맑은 고딕" w:hAnsi="맑은 고딕" w:eastAsia="맑은 고딕"/>
+          <w:b/>
+          <w:color w:val="1F2937"/>
+          <w:sz w:val="21"/>
+        </w:rPr>
+        <w:t xml:space="preserve">역사적 위치: </w:t>
+      </w:r>
+      <w:r>
+        <w:rPr w:rFonts="맑은 고딕">
+          <w:rFonts w:ascii="맑은 고딕" w:hAnsi="맑은 고딕" w:eastAsia="맑은 고딕"/>
+          <w:b w:val="0"/>
+          <w:sz w:val="21"/>
+        </w:rPr>
+        <w:t>본 작은 팝 음악이 가장 풍요롭고 낭만적인 화음을 구가하던 시절의 정수를 갈무리한 음반으로서, 20세기 대중음악의 변천사를 한눈에 조망할 수 있는 아카이브적 가치를 지닙니다. 장르 간의 경계가 완만하던 시절 특유의 유려한 멜로디와 어쿠스틱 오케스트레이션이 완벽한 조화를 이루어, 팝 음악이 도달했던 가장 우아한 순간을 증명합니다.</w:t>
+      </w:r>
+    </w:p>
+    <w:p>
+      <w:pPr>
+        <w:spacing w:line="324" w:lineRule="auto" w:after="80"/>
+      </w:pPr>
+      <w:r>
+        <w:rPr w:rFonts="맑은 고딕">
+          <w:rFonts w:ascii="맑은 고딕" w:hAnsi="맑은 고딕" w:eastAsia="맑은 고딕"/>
+          <w:b w:val="0"/>
+          <w:color w:val="6B7280"/>
+          <w:sz w:val="21"/>
+        </w:rPr>
+        <w:t xml:space="preserve">· </w:t>
+      </w:r>
+      <w:r>
+        <w:rPr w:rFonts="맑은 고딕">
+          <w:rFonts w:ascii="맑은 고딕" w:hAnsi="맑은 고딕" w:eastAsia="맑은 고딕"/>
+          <w:b/>
+          <w:color w:val="1F2937"/>
+          <w:sz w:val="21"/>
+        </w:rPr>
+        <w:t xml:space="preserve">시대의 흔적(스토리텔링): </w:t>
+      </w:r>
+      <w:r>
+        <w:rPr w:rFonts="맑은 고딕">
+          <w:rFonts w:ascii="맑은 고딕" w:hAnsi="맑은 고딕" w:eastAsia="맑은 고딕"/>
+          <w:b w:val="0"/>
+          <w:sz w:val="21"/>
+        </w:rPr>
+        <w:t>70~80년대 한국의 문화적 척박함 속에서 턴테이블을 둘러싸고 모여앉았던 청년들에게 이 한 장의 판은 바다 너머 자유와 낭만을 꿈꾸게 한 해방구였습니다. 음악다방의 자욱한 연기 사이로 흘러나오던 노랫가락, 그리고 DJ의 나지막한 오프닝 멘트와 함께 울려 퍼지던 선율들은 그 시절 청춘들의 풋풋한 연애와 방황의 서사를 그대로 품고 있습니다.</w:t>
+      </w:r>
+    </w:p>
+    <w:p>
+      <w:pPr>
+        <w:spacing w:line="324" w:lineRule="auto" w:before="200" w:after="80"/>
+      </w:pPr>
+      <w:r>
+        <w:rPr w:rFonts="맑은 고딕">
+          <w:rFonts w:ascii="맑은 고딕" w:hAnsi="맑은 고딕" w:eastAsia="맑은 고딕"/>
+          <w:b/>
+          <w:color w:val="1E3A8A"/>
+          <w:sz w:val="24"/>
+        </w:rPr>
+        <w:t>4. 주요 수록곡 및 감상 제언</w:t>
+      </w:r>
+    </w:p>
+    <w:p>
+      <w:pPr>
+        <w:spacing w:line="324" w:lineRule="auto" w:after="80"/>
+      </w:pPr>
+      <w:r>
+        <w:rPr w:rFonts="맑은 고딕">
+          <w:rFonts w:ascii="맑은 고딕" w:hAnsi="맑은 고딕" w:eastAsia="맑은 고딕"/>
+          <w:b w:val="0"/>
+          <w:color w:val="6B7280"/>
+          <w:sz w:val="21"/>
+        </w:rPr>
+        <w:t xml:space="preserve">· </w:t>
+      </w:r>
+      <w:r>
+        <w:rPr w:rFonts="맑은 고딕">
+          <w:rFonts w:ascii="맑은 고딕" w:hAnsi="맑은 고딕" w:eastAsia="맑은 고딕"/>
+          <w:b/>
+          <w:color w:val="1F2937"/>
+          <w:sz w:val="21"/>
+        </w:rPr>
+        <w:t xml:space="preserve">주요 수록곡 특징: </w:t>
+      </w:r>
+      <w:r>
+        <w:rPr w:rFonts="맑은 고딕">
+          <w:rFonts w:ascii="맑은 고딕" w:hAnsi="맑은 고딕" w:eastAsia="맑은 고딕"/>
+          <w:b w:val="0"/>
+          <w:sz w:val="21"/>
+        </w:rPr>
+        <w:t>부드럽고 벨벳 같은 크루너 스타일의 보컬 발라드부터 맑고 청아한 어쿠스틱 선율 중심의 스탠더드 넘버들이 수려하게 포진되어 있습니다. 인위적인 전자음을 배제하고 자연스러운 비브라토와 브라스, 현악 세션의 풍성한 하모니가 중심을 이루며, 듣는 이로 하여금 깊은 서정의 심연에 침잠하게 만드는 마력을 발휘합니다.</w:t>
+      </w:r>
+    </w:p>
+    <w:p>
+      <w:pPr>
+        <w:spacing w:line="324" w:lineRule="auto" w:after="80"/>
+      </w:pPr>
+      <w:r>
+        <w:rPr w:rFonts="맑은 고딕">
+          <w:rFonts w:ascii="맑은 고딕" w:hAnsi="맑은 고딕" w:eastAsia="맑은 고딕"/>
+          <w:b w:val="0"/>
+          <w:color w:val="6B7280"/>
+          <w:sz w:val="21"/>
+        </w:rPr>
+        <w:t xml:space="preserve">· </w:t>
+      </w:r>
+      <w:r>
+        <w:rPr w:rFonts="맑은 고딕">
+          <w:rFonts w:ascii="맑은 고딕" w:hAnsi="맑은 고딕" w:eastAsia="맑은 고딕"/>
+          <w:b/>
+          <w:color w:val="1F2937"/>
+          <w:sz w:val="21"/>
+        </w:rPr>
+        <w:t xml:space="preserve">빈티지 감상 제언: </w:t>
+      </w:r>
+      <w:r>
+        <w:rPr w:rFonts="맑은 고딕">
+          <w:rFonts w:ascii="맑은 고딕" w:hAnsi="맑은 고딕" w:eastAsia="맑은 고딕"/>
+          <w:b w:val="0"/>
+          <w:sz w:val="21"/>
+        </w:rPr>
+        <w:t>LP 그루브를 긁는 특유의 서걱거리는 표면 잡음(Surface Noise)마저 음악의 일부로 녹아드는 빈티지 진공관 오디오 시스템에서의 청음을 권합니다. 은은한 진공관의 불빛 아래에서 묵직한 카트리지가 긁어내는 중역대의 밀도감과 보컬의 숨결, 그리고 오케스트라 현악의 부드러운 잔향은 디지털 음원으로는 결코 도달할 수 없는 포근한 아날로그의 품을 제공할 것입니다.</w:t>
+      </w:r>
+    </w:p>
+    <w:p>
+      <w:pPr>
+        <w:spacing w:line="324" w:lineRule="auto" w:after="80"/>
+      </w:pPr>
+      <w:r>
+        <w:rPr w:rFonts="맑은 고딕">
+          <w:rFonts w:ascii="맑은 고딕" w:hAnsi="맑은 고딕" w:eastAsia="맑은 고딕"/>
+          <w:b w:val="0"/>
+          <w:color w:val="6B7280"/>
+          <w:sz w:val="21"/>
+        </w:rPr>
+        <w:t xml:space="preserve">· </w:t>
+      </w:r>
+      <w:r>
+        <w:rPr w:rFonts="맑은 고딕">
+          <w:rFonts w:ascii="맑은 고딕" w:hAnsi="맑은 고딕" w:eastAsia="맑은 고딕"/>
+          <w:b/>
+          <w:color w:val="1F2937"/>
+          <w:sz w:val="21"/>
+        </w:rPr>
+        <w:t xml:space="preserve">소장 가치: </w:t>
+      </w:r>
+      <w:r>
+        <w:rPr w:rFonts="맑은 고딕">
+          <w:rFonts w:ascii="맑은 고딕" w:hAnsi="맑은 고딕" w:eastAsia="맑은 고딕"/>
+          <w:b w:val="0"/>
+          <w:sz w:val="21"/>
+        </w:rPr>
+        <w:t>세월의 풍파를 견디며 살아남은 고유의 재킷 디자인과 당시 한국 음반 문화의 손때가 묻어 있는 역사적 실물 유산으로서 컬렉터들의 향수를 자극합니다. 디지털 시대에 점차 희미해져 가는 '앨범 단위 감상'의 미학과 아날로그 본연의 소리 결을 온전히 소유할 수 있다는 점에서 절대적인 소장 가치를 지닙니다.</w:t>
+      </w:r>
+    </w:p>
+    <w:p>
+      <w:pPr>
+        <w:spacing w:line="324" w:lineRule="auto" w:after="120" w:before="160"/>
+      </w:pPr>
+      <w:r>
+        <w:rPr w:rFonts="맑은 고딕">
+          <w:rFonts w:ascii="맑은 고딕" w:hAnsi="맑은 고딕" w:eastAsia="맑은 고딕"/>
+          <w:b/>
+          <w:color w:val="4338CA"/>
+          <w:sz w:val="21"/>
+        </w:rPr>
+        <w:t>이 음반을 통해 아날로그 바늘 끝에서 피어오르는 아련한 옛 시절의 낭만과 불멸의 선율이 전해주는 감동을 다시 한번 경험해 보시는 것은 어떨까요?</w:t>
       </w:r>
     </w:p>
     <w:sectPr>
       <w:pgSz w:w="12240" w:h="15840"/>
-      <w:pgMar w:top="1440" w:right="1440" w:bottom="1440" w:left="1440" w:header="720" w:footer="720" w:gutter="0"/>
+      <w:pgMar w:top="1152" w:right="1296" w:bottom="1152" w:left="1296" w:header="720" w:footer="720" w:gutter="0"/>
       <w:cols w:space="720"/>
       <w:docGrid w:linePitch="360"/>
     </w:sectPr>

--- a/word_reports/위치_733_Various Artists_Pop Song 반세기 Vol. 9.docx
+++ b/word_reports/위치_733_Various Artists_Pop Song 반세기 Vol. 9.docx
@@ -32,7 +32,7 @@
     </w:p>
     <w:p>
       <w:pPr>
-        <w:spacing w:line="324" w:lineRule="auto" w:before="80" w:after="160"/>
+        <w:spacing w:line="324" w:lineRule="auto" w:before="80" w:after="120"/>
       </w:pPr>
       <w:r>
         <w:rPr w:rFonts="맑은 고딕">
@@ -42,13 +42,6 @@
           <w:sz w:val="22"/>
         </w:rPr>
         <w:t xml:space="preserve">[음반 소개] </w:t>
-      </w:r>
-      <w:r>
-        <w:rPr w:rFonts="맑은 고딕">
-          <w:rFonts w:ascii="맑은 고딕" w:hAnsi="맑은 고딕" w:eastAsia="맑은 고딕"/>
-          <w:b w:val="0"/>
-          <w:sz w:val="21"/>
-        </w:rPr>
       </w:r>
     </w:p>
     <w:p>
@@ -61,7 +54,33 @@
           <w:b w:val="0"/>
           <w:sz w:val="21"/>
         </w:rPr>
-        <w:t>격동의 20세기를 관통하며 인류의 희로애락을 가장 순수한 선율로 보듬어 안았던 불멸의 명곡들이 한자리에 모인 귀한 음악적 유산입니다. 본 음반은 서구 팝 음악의 황금기를 아로새긴 찬란한 명작들을 엄선하여, 반세기에 걸친 시대의 낭만과 보편적 정서를 한 장의 바이닐 속에 고스란히 봉인하고 있습니다. 먼 이국땅에서 건너와 라디오 전파를 타고 우리네 청춘의 메마른 감성을 따스하게 적셔주었던 그리운 목소리들은 여전히 빛바래지 않는 서정의 울림을 전합니다. 시대를 초월한 거장들의 숨결이 켜켜이 쌓인 이 음반은, 단순한 컴필레이션을 넘어 지나간 시절의 순수를 환기하는 서정적 타임캡슐이라 할 것입니다.</w:t>
+        <w:t>반세기에 걸쳐 인류의 감성을 적셔온 팝 음악의 찬란한 유산을 집대성한 『Pop Song 반세기』 시리즈는, 격동의 시대를 관통했던 당대 한국의 음악 애호가들에게 서구 팝 음악의 정수를 온전히 안내하던 가장 권위 있고 유려한 길잡이였습니다. 그중에서도 여덟 번째 여정을 담아낸 본 음반은, 스탠더드 팝의 황혼과 낭만적 서정성이 가장 완벽하게 조화를 이루었던 20세기 중반의 명곡들을 정선하여 엮어낸 음파의 보고(寶庫)입니다. 당시 불완전했던 음반 유통 환경 속에서, 본 작은 단순한 히트곡의 나열을 넘어 시대의 서정을 관통하는 하나의 거대한 음악적 서사시로서 기획되었으며, 팝 음악이 단순한 대중오락을 넘어 불멸의 예술적 가치로 승화될 수 있음을 웅변해 준 기념비적인 결과물이었습니다.</w:t>
+      </w:r>
+    </w:p>
+    <w:p>
+      <w:pPr>
+        <w:spacing w:line="324" w:lineRule="auto" w:after="120"/>
+      </w:pPr>
+      <w:r>
+        <w:rPr w:rFonts="맑은 고딕">
+          <w:rFonts w:ascii="맑은 고딕" w:hAnsi="맑은 고딕" w:eastAsia="맑은 고딕"/>
+          <w:b w:val="0"/>
+          <w:sz w:val="21"/>
+        </w:rPr>
+        <w:t>본 음반에 새겨진 선율들은 2차 세계대전 이후의 상흔을 어루만지던 따스한 위무의 언어이자, 물질문명의 폭발적 팽창 속에서도 끝내 잃어버릴 수 없었던 인간 영혼의 순수한 낭만을 대변합니다. 전설적인 크루너(Crooner)들의 숨결이 밴 보컬과 당대 최고의 편곡자들이 빚어낸 웅장하면서도 섬세한 관현악 편곡은 음악적 완결성의 극치를 보여줍니다. 아티스트들이 전하고자 했던 메시지는 명징합니다. 유한한 인간의 삶 속에서 영원을 꿈꾸게 만드는 것은 결국 사랑과 이별, 그리고 삶의 애환을 품어 안은 멜로디의 힘이라는 예술적 철학입니다. 이처럼 음반은 시대를 초월하여 인간 본연의 고독과 그리움을 보듬는 보편적인 감동의 미학을 전합니다.</w:t>
+      </w:r>
+    </w:p>
+    <w:p>
+      <w:pPr>
+        <w:spacing w:line="324" w:lineRule="auto" w:after="120"/>
+      </w:pPr>
+      <w:r>
+        <w:rPr w:rFonts="맑은 고딕">
+          <w:rFonts w:ascii="맑은 고딕" w:hAnsi="맑은 고딕" w:eastAsia="맑은 고딕"/>
+          <w:b w:val="0"/>
+          <w:sz w:val="21"/>
+        </w:rPr>
+        <w:t>세월이 반세기 이상 흘러 모든 것이 디지털이라는 차가운 신호로 치환되는 오늘날에도, 이 음반이 전하는 아날로그적 울림은 결코 바래지 않는 영롱함을 발합니다. 턴테이블의 플래터가 회전하고 바늘이 소릿골에 닿는 순간 피어오르는 미세한 잡음마저도 음악의 한 부분으로 녹아들어, 듣는 이를 아득한 노스탤지어의 심연으로 이끕니다. 화려한 전자음의 범람 속에서 본 음반이 선사하는 담백하고도 기품 있는 멜로디 라인은, 고전 음악이 지닌 구조적 아름다움과 팝 음악 특유의 친근한 정서가 결합한 정통 팝의 진정한 클래식이라 칭하기에 부족함이 없습니다.</w:t>
       </w:r>
     </w:p>
     <w:p>
@@ -168,7 +187,7 @@
           <w:b w:val="0"/>
           <w:sz w:val="21"/>
         </w:rPr>
-        <w:t>20세기 중후반 한국 음반 산업의 성장기에 기획된 역사적 시리즈물로, 서구 팝 음악 50년사의 정수를 집대성하여 국내 애호가들에게 올바른 팝의 맥락과 감동을 전달하고자 정성스럽게 선곡·발매된 기획 명반입니다.</w:t>
+        <w:t>20세기 팝 음악사에서 불후의 명성을 얻은 걸작들을 엄선하여 국내 레이블을 통해 정식으로 기획·제작된 역사적 옴니버스 앤솔러지 앨범.</w:t>
       </w:r>
     </w:p>
     <w:p>
@@ -199,7 +218,7 @@
           <w:b w:val="0"/>
           <w:sz w:val="21"/>
         </w:rPr>
-        <w:t>발매 당시 음악다방과 심야 라디오 키드들의 열렬한 지지 속에 스테디셀러로 확고히 자리 잡았으며, 오아시스·지구레코드 등 당시 음반 문화를 주도하던 레이블의 기획 시리즈 중에서도 높은 회전율과 폭넓은 대중적 사랑을 기록했습니다.</w:t>
+        <w:t>발매 당시 음악다방과 라디오 애청자들 사이에서 폭발적인 호응을 얻으며 꾸준히 재반이 프레싱되었고, 팝 음악 애호가 가정의 필수 소장반으로 자리매김한 스테디셀러.</w:t>
       </w:r>
     </w:p>
     <w:p>
@@ -230,7 +249,7 @@
           <w:b w:val="0"/>
           <w:sz w:val="21"/>
         </w:rPr>
-        <w:t>앨범 자체의 수상보다는 수록곡 전곡이 빌보드 차트 상위권을 수놓았거나 그래미 어워드에 빛나는 세계 팝 음악사 거장들의 대표작들로 구성되어 있어, 평단과 애호가 모두에게 '불멸의 마스터피스 집성'이라는 찬사를 받았습니다.</w:t>
+        <w:t>수록곡 대다수가 미국 그래미 어워드, 빌보드 싱글 차트 1위 및 명예의 전당에 헌액된 곡들로 구성되어 공인된 음악적 완성도와 권위를 지님.</w:t>
       </w:r>
     </w:p>
     <w:p>
@@ -275,7 +294,7 @@
           <w:b w:val="0"/>
           <w:sz w:val="21"/>
         </w:rPr>
-        <w:t>미국, 영국 등 다국적 (Various Artists)</w:t>
+        <w:t>다국적 (주로 미국 및 영국을 중심으로 한 영미권 팝 거장 연합)</w:t>
       </w:r>
     </w:p>
     <w:p>
@@ -306,7 +325,7 @@
           <w:b w:val="0"/>
           <w:sz w:val="21"/>
         </w:rPr>
-        <w:t>20세기 중반 활약한 다수의 거장 (1950년대~1970년대 전성기)</w:t>
+        <w:t>20세기 초·중반에 걸쳐 활동한 클래식 팝 황금기 아티스트</w:t>
       </w:r>
     </w:p>
     <w:p>
@@ -337,7 +356,7 @@
           <w:b w:val="0"/>
           <w:sz w:val="21"/>
         </w:rPr>
-        <w:t>솔로 보컬리스트 및 전설적인 보컬 그룹 연합</w:t>
+        <w:t>컴필레이션 옴니버스 (솔로 보컬리스트 및 전설적인 팝 오케스트라 악단 연합)</w:t>
       </w:r>
     </w:p>
     <w:p>
@@ -368,7 +387,7 @@
           <w:b w:val="0"/>
           <w:sz w:val="21"/>
         </w:rPr>
-        <w:t>팝 음악의 근간을 세우고 스탠더드 팝, 포크, 로큰롤의 여명을 밝힌 세기의 음악가들이 한데 모여 있습니다. 각자의 독보적인 음색과 정교한 편곡 기법으로 당대 대중음악의 수준을 클래식의 반열로 끌어올렸으며, 지금까지도 전 세계 팝 음악계의 영원한 나침반 역할을 하고 있습니다.</w:t>
+        <w:t>스탠더드 팝의 기틀을 마련한 불멸의 보컬리스트들과 당대 최고의 세션, 작곡가들이 집결하여 대중음악의 전성기를 견인한 주역들입니다. 이들은 섬세한 벨칸토적 발성과 대중적 멜로디의 융합을 통해 오늘날 팝 음악의 음악적 토대를 확립하였습니다.</w:t>
       </w:r>
     </w:p>
     <w:p>
@@ -413,7 +432,7 @@
           <w:b w:val="0"/>
           <w:sz w:val="21"/>
         </w:rPr>
-        <w:t>본 작은 팝 음악이 가장 풍요롭고 낭만적인 화음을 구가하던 시절의 정수를 갈무리한 음반으로서, 20세기 대중음악의 변천사를 한눈에 조망할 수 있는 아카이브적 가치를 지닙니다. 장르 간의 경계가 완만하던 시절 특유의 유려한 멜로디와 어쿠스틱 오케스트레이션이 완벽한 조화를 이루어, 팝 음악이 도달했던 가장 우아한 순간을 증명합니다.</w:t>
+        <w:t>1950~60년대 고전 팝 음악의 미학적 정점을 집약한 음반으로, 팝 음악이 클래식 소품에 비견될 만큼 유려한 선율과 오케스트레이션을 지녔음을 실증하는 음악사적 아카이브입니다.</w:t>
       </w:r>
     </w:p>
     <w:p>
@@ -444,7 +463,7 @@
           <w:b w:val="0"/>
           <w:sz w:val="21"/>
         </w:rPr>
-        <w:t>70~80년대 한국의 문화적 척박함 속에서 턴테이블을 둘러싸고 모여앉았던 청년들에게 이 한 장의 판은 바다 너머 자유와 낭만을 꿈꾸게 한 해방구였습니다. 음악다방의 자욱한 연기 사이로 흘러나오던 노랫가락, 그리고 DJ의 나지막한 오프닝 멘트와 함께 울려 퍼지던 선율들은 그 시절 청춘들의 풋풋한 연애와 방황의 서사를 그대로 품고 있습니다.</w:t>
+        <w:t>1970~80년대 한국의 청년들이 어두운 조명의 음악다방 한구석에서 DJ의 낭독과 함께 숨죽여 듣던 청춘의 공기가 고스란히 묻어 있으며, 서구적 자유와 낭만을 갈망하던 시대적 결핍을 음악으로 채워주었던 소중한 정서적 안식처였습니다.</w:t>
       </w:r>
     </w:p>
     <w:p>
@@ -489,7 +508,7 @@
           <w:b w:val="0"/>
           <w:sz w:val="21"/>
         </w:rPr>
-        <w:t>부드럽고 벨벳 같은 크루너 스타일의 보컬 발라드부터 맑고 청아한 어쿠스틱 선율 중심의 스탠더드 넘버들이 수려하게 포진되어 있습니다. 인위적인 전자음을 배제하고 자연스러운 비브라토와 브라스, 현악 세션의 풍성한 하모니가 중심을 이루며, 듣는 이로 하여금 깊은 서정의 심연에 침잠하게 만드는 마력을 발휘합니다.</w:t>
+        <w:t>스트링 오케스트라의 풍성한 울림을 배경으로 펼쳐지는 극적인 발라드와 우아한 스윙 리듬, 가슴을 저미는 멜랑콜리한 멜로디가 돋보이는 곡들이 주를 이루며, 보컬의 숨소리 하나까지 극적 긴장감을 자아내는 서정미를 갖추고 있습니다.</w:t>
       </w:r>
     </w:p>
     <w:p>
@@ -520,7 +539,7 @@
           <w:b w:val="0"/>
           <w:sz w:val="21"/>
         </w:rPr>
-        <w:t>LP 그루브를 긁는 특유의 서걱거리는 표면 잡음(Surface Noise)마저 음악의 일부로 녹아드는 빈티지 진공관 오디오 시스템에서의 청음을 권합니다. 은은한 진공관의 불빛 아래에서 묵직한 카트리지가 긁어내는 중역대의 밀도감과 보컬의 숨결, 그리고 오케스트라 현악의 부드러운 잔향은 디지털 음원으로는 결코 도달할 수 없는 포근한 아날로그의 품을 제공할 것입니다.</w:t>
+        <w:t>진공관 앰프 특유의 포근한 중음역대와 따스한 배음을 통해 청취할 때 오케스트라의 현악 질감과 보컬의 음색이 가장 농밀하게 살아납니다. 조도를 낮춘 고요한 심야에 턴테이블 카트리지가 긁어내는 온화한 아날로그 텍스처에 온전히 집중해 보시기를 권합니다.</w:t>
       </w:r>
     </w:p>
     <w:p>
@@ -551,7 +570,7 @@
           <w:b w:val="0"/>
           <w:sz w:val="21"/>
         </w:rPr>
-        <w:t>세월의 풍파를 견디며 살아남은 고유의 재킷 디자인과 당시 한국 음반 문화의 손때가 묻어 있는 역사적 실물 유산으로서 컬렉터들의 향수를 자극합니다. 디지털 시대에 점차 희미해져 가는 '앨범 단위 감상'의 미학과 아날로그 본연의 소리 결을 온전히 소유할 수 있다는 점에서 절대적인 소장 가치를 지닙니다.</w:t>
+        <w:t>단일 명곡들을 개별적으로 소비하는 스트리밍 시대에, 시대를 대표하는 명연들을 하나의 통일된 호흡과 정취로 감상할 수 있는 실물 바이닐로서 아날로그 컬렉터에게는 더없이 귀중한 예술적 오브제입니다.</w:t>
       </w:r>
     </w:p>
     <w:p>
@@ -565,7 +584,7 @@
           <w:color w:val="4338CA"/>
           <w:sz w:val="21"/>
         </w:rPr>
-        <w:t>이 음반을 통해 아날로그 바늘 끝에서 피어오르는 아련한 옛 시절의 낭만과 불멸의 선율이 전해주는 감동을 다시 한번 경험해 보시는 것은 어떨까요?</w:t>
+        <w:t>이 음반을 통해 아득한 시간의 소릿골 너머로 흐르는 황금빛 멜로디가 전해주는 감동을 다시 한번 경험해 보시는 것은 어떨까요?</w:t>
       </w:r>
     </w:p>
     <w:sectPr>
